--- a/power-rankings-explained.docx
+++ b/power-rankings-explained.docx
@@ -421,7 +421,7 @@
                 <w:color w:val="1E293B"/>
                 <w:sz w:val="16"/>
               </w:rPr>
-              <w:t xml:space="preserve">18%</w:t>
+              <w:t xml:space="preserve">15%</w:t>
             </w:r>
           </w:p>
         </w:tc>
@@ -463,7 +463,7 @@
                 <w:color w:val="1E293B"/>
                 <w:sz w:val="16"/>
               </w:rPr>
-              <w:t xml:space="preserve">Powerplay (overs 1–6)</w:t>
+              <w:t xml:space="preserve">Rolling Net Run Rate</w:t>
             </w:r>
           </w:p>
         </w:tc>
@@ -482,7 +482,24 @@
                 <w:color w:val="1E293B"/>
                 <w:sz w:val="16"/>
               </w:rPr>
-              <w:t xml:space="preserve">Command of the opening burst — runs scored there minus runs conceded.</w:t>
+              <w:t xml:space="preserve">Whether they out-score opponents, over the </w:t>
+            </w:r>
+            <w:r>
+              <w:rPr>
+                <w:rFonts w:ascii="Helvetica" w:hAnsi="Helvetica"/>
+                <w:b/>
+                <w:color w:val="1E293B"/>
+                <w:sz w:val="16"/>
+              </w:rPr>
+              <w:t xml:space="preserve">last 5 games only</w:t>
+            </w:r>
+            <w:r>
+              <w:rPr>
+                <w:rFonts w:ascii="Helvetica" w:hAnsi="Helvetica"/>
+                <w:color w:val="1E293B"/>
+                <w:sz w:val="16"/>
+              </w:rPr>
+              <w:t xml:space="preserve">, so one early thrashing doesn't flatter them all season.</w:t>
             </w:r>
           </w:p>
         </w:tc>
@@ -503,7 +520,7 @@
                 <w:color w:val="1E293B"/>
                 <w:sz w:val="16"/>
               </w:rPr>
-              <w:t xml:space="preserve">16%</w:t>
+              <w:t xml:space="preserve">15%</w:t>
             </w:r>
           </w:p>
         </w:tc>
@@ -547,7 +564,7 @@
                 <w:color w:val="1E293B"/>
                 <w:sz w:val="16"/>
               </w:rPr>
-              <w:t xml:space="preserve">Rolling Net Run Rate</w:t>
+              <w:t xml:space="preserve">Powerplay (overs 1–6)</w:t>
             </w:r>
           </w:p>
         </w:tc>
@@ -567,24 +584,7 @@
                 <w:color w:val="1E293B"/>
                 <w:sz w:val="16"/>
               </w:rPr>
-              <w:t xml:space="preserve">Whether they out-score opponents, over the </w:t>
-            </w:r>
-            <w:r>
-              <w:rPr>
-                <w:rFonts w:ascii="Helvetica" w:hAnsi="Helvetica"/>
-                <w:b/>
-                <w:color w:val="1E293B"/>
-                <w:sz w:val="16"/>
-              </w:rPr>
-              <w:t xml:space="preserve">last 5 games only</w:t>
-            </w:r>
-            <w:r>
-              <w:rPr>
-                <w:rFonts w:ascii="Helvetica" w:hAnsi="Helvetica"/>
-                <w:color w:val="1E293B"/>
-                <w:sz w:val="16"/>
-              </w:rPr>
-              <w:t xml:space="preserve">, so one early thrashing doesn't flatter them all season.</w:t>
+              <w:t xml:space="preserve">Command of the opening burst — runs scored there minus runs conceded.</w:t>
             </w:r>
           </w:p>
         </w:tc>
@@ -606,7 +606,7 @@
                 <w:color w:val="1E293B"/>
                 <w:sz w:val="16"/>
               </w:rPr>
-              <w:t xml:space="preserve">9%</w:t>
+              <w:t xml:space="preserve">12%</w:t>
             </w:r>
           </w:p>
         </w:tc>
@@ -705,7 +705,7 @@
                 <w:color w:val="1E293B"/>
                 <w:sz w:val="16"/>
               </w:rPr>
-              <w:t xml:space="preserve">8%</w:t>
+              <w:t xml:space="preserve">12%</w:t>
             </w:r>
           </w:p>
         </w:tc>
@@ -791,7 +791,7 @@
                 <w:color w:val="1E293B"/>
                 <w:sz w:val="16"/>
               </w:rPr>
-              <w:t xml:space="preserve">8%</w:t>
+              <w:t xml:space="preserve">5%</w:t>
             </w:r>
           </w:p>
         </w:tc>
@@ -946,7 +946,7 @@
                 <w:color w:val="1E293B"/>
                 <w:sz w:val="16"/>
               </w:rPr>
-              <w:t xml:space="preserve"> they win — a 60-run rout versus a last-ball escape.</w:t>
+              <w:t xml:space="preserve"> they win and lose — a 60-run rout versus a last-ball escape.</w:t>
             </w:r>
           </w:p>
         </w:tc>
@@ -968,7 +968,7 @@
                 <w:color w:val="1E293B"/>
                 <w:sz w:val="16"/>
               </w:rPr>
-              <w:t xml:space="preserve">3%</w:t>
+              <w:t xml:space="preserve">4%</w:t>
             </w:r>
           </w:p>
         </w:tc>
@@ -1029,7 +1029,7 @@
                 <w:color w:val="1E293B"/>
                 <w:sz w:val="16"/>
               </w:rPr>
-              <w:t xml:space="preserve">Whether the opponents beaten were any good.</w:t>
+              <w:t xml:space="preserve">Whether the opponents faced were any good.</w:t>
             </w:r>
           </w:p>
         </w:tc>
@@ -1050,7 +1050,7 @@
                 <w:color w:val="1E293B"/>
                 <w:sz w:val="16"/>
               </w:rPr>
-              <w:t xml:space="preserve">3%</w:t>
+              <w:t xml:space="preserve">2%</w:t>
             </w:r>
           </w:p>
         </w:tc>
@@ -1067,88 +1067,15 @@
           <w:color w:val="0F172A"/>
           <w:sz w:val="17"/>
         </w:rPr>
-        <w:t xml:space="preserve">These weights were measured, not chosen.</w:t>
-      </w:r>
-      <w:r>
-        <w:rPr>
-          <w:rFonts w:ascii="Helvetica" w:hAnsi="Helvetica"/>
-          <w:color w:val="1E293B"/>
-          <w:sz w:val="17"/>
-        </w:rPr>
-        <w:t xml:space="preserve"> Rather than arguing about how much the powerplay "should" be worth, we built 300 simulated seasons in which each team's true strength was known in advance, then searched for the weights that best recovered that true order. We tuned on two-thirds of those seasons and scored on the third we had not touched. The fitted weights rank teams noticeably better than our original hand-picked ones (rank correlation with true strength improved from </w:t>
-      </w:r>
-      <w:r>
-        <w:rPr>
-          <w:rFonts w:ascii="Helvetica" w:hAnsi="Helvetica"/>
-          <w:b/>
-          <w:color w:val="0F172A"/>
-          <w:sz w:val="17"/>
-        </w:rPr>
-        <w:t xml:space="preserve">0.69 to 0.76</w:t>
-      </w:r>
-      <w:r>
-        <w:rPr>
-          <w:rFonts w:ascii="Helvetica" w:hAnsi="Helvetica"/>
-          <w:color w:val="1E293B"/>
-          <w:sz w:val="17"/>
-        </w:rPr>
-        <w:t xml:space="preserve">).</w:t>
-      </w:r>
-    </w:p>
-    <w:p>
-      <w:pPr>
-        <w:spacing w:before="0" w:after="70" w:line="326" w:lineRule="auto"/>
-      </w:pPr>
-      <w:r>
-        <w:rPr>
-          <w:rFonts w:ascii="Helvetica" w:hAnsi="Helvetica"/>
-          <w:b/>
-          <w:color w:val="0F172A"/>
-          <w:sz w:val="17"/>
-        </w:rPr>
-        <w:t xml:space="preserve">The two subjects worth only 3%.</w:t>
-      </w:r>
-      <w:r>
-        <w:rPr>
-          <w:rFonts w:ascii="Helvetica" w:hAnsi="Helvetica"/>
-          <w:color w:val="1E293B"/>
-          <w:sz w:val="17"/>
-        </w:rPr>
-        <w:t xml:space="preserve"> Honesty matters more than a tidy table. That same test showed </w:t>
-      </w:r>
-      <w:r>
-        <w:rPr>
-          <w:rFonts w:ascii="Helvetica" w:hAnsi="Helvetica"/>
-          <w:b/>
-          <w:color w:val="0F172A"/>
-          <w:sz w:val="17"/>
-        </w:rPr>
-        <w:t xml:space="preserve">win quality</w:t>
-      </w:r>
-      <w:r>
-        <w:rPr>
-          <w:rFonts w:ascii="Helvetica" w:hAnsi="Helvetica"/>
-          <w:color w:val="1E293B"/>
-          <w:sz w:val="17"/>
-        </w:rPr>
-        <w:t xml:space="preserve"> carried almost no signal as we currently compute it, and </w:t>
-      </w:r>
-      <w:r>
-        <w:rPr>
-          <w:rFonts w:ascii="Helvetica" w:hAnsi="Helvetica"/>
-          <w:b/>
-          <w:color w:val="0F172A"/>
-          <w:sz w:val="17"/>
-        </w:rPr>
-        <w:t xml:space="preserve">strength of schedule</w:t>
-      </w:r>
-      <w:r>
-        <w:rPr>
-          <w:rFonts w:ascii="Helvetica" w:hAnsi="Helvetica"/>
-          <w:color w:val="1E293B"/>
-          <w:sz w:val="17"/>
-        </w:rPr>
-        <w:t xml:space="preserve"> actively worked </w:t>
+        <w:t xml:space="preserve">Where the weights come from.</w:t>
+      </w:r>
+      <w:r>
+        <w:rPr>
+          <w:rFonts w:ascii="Helvetica" w:hAnsi="Helvetica"/>
+          <w:color w:val="1E293B"/>
+          <w:sz w:val="17"/>
+        </w:rPr>
+        <w:t xml:space="preserve"> They are set by cricket judgement, not by a training run. Win% leads because winning is the point. Net run rate and the two phase measures — the powerplay and the death overs — come next, because they capture </w:t>
       </w:r>
       <w:r>
         <w:rPr>
@@ -1157,15 +1084,54 @@
           <w:color w:val="1E293B"/>
           <w:sz w:val="17"/>
         </w:rPr>
-        <w:t xml:space="preserve">backwards</w:t>
-      </w:r>
-      <w:r>
-        <w:rPr>
-          <w:rFonts w:ascii="Helvetica" w:hAnsi="Helvetica"/>
-          <w:color w:val="1E293B"/>
-          <w:sz w:val="17"/>
-        </w:rPr>
-        <w:t xml:space="preserve"> in a full round-robin — where everyone plays everyone, your opponents' average win rate is essentially the mirror of your own. Both were cut to a token weight rather than quietly dropped, and both need rebuilding before they earn it back.</w:t>
+        <w:t xml:space="preserve">how</w:t>
+      </w:r>
+      <w:r>
+        <w:rPr>
+          <w:rFonts w:ascii="Helvetica" w:hAnsi="Helvetica"/>
+          <w:color w:val="1E293B"/>
+          <w:sz w:val="17"/>
+        </w:rPr>
+        <w:t xml:space="preserve"> a side controls a game rather than just the result. Form, home/away, key players and win quality fill in the margins. They are deliberately round numbers, and they are published here so anyone can argue with them.</w:t>
+      </w:r>
+    </w:p>
+    <w:p>
+      <w:pPr>
+        <w:spacing w:before="0" w:after="70" w:line="326" w:lineRule="auto"/>
+      </w:pPr>
+      <w:r>
+        <w:rPr>
+          <w:rFonts w:ascii="Helvetica" w:hAnsi="Helvetica"/>
+          <w:b/>
+          <w:color w:val="0F172A"/>
+          <w:sz w:val="17"/>
+        </w:rPr>
+        <w:t xml:space="preserve">Why not fit them statistically?</w:t>
+      </w:r>
+      <w:r>
+        <w:rPr>
+          <w:rFonts w:ascii="Helvetica" w:hAnsi="Helvetica"/>
+          <w:color w:val="1E293B"/>
+          <w:sz w:val="17"/>
+        </w:rPr>
+        <w:t xml:space="preserve"> We tried. Weights tuned against simulated seasons scored better on the simulator, but the simulator built each team's powerplay and death-overs numbers straight out of a single hidden "strength" value — so those two measures were close to reading the answer key, and the fit handed them a third of the table. Real teams have phase </w:t>
+      </w:r>
+      <w:r>
+        <w:rPr>
+          <w:rFonts w:ascii="Helvetica" w:hAnsi="Helvetica"/>
+          <w:i/>
+          <w:color w:val="1E293B"/>
+          <w:sz w:val="17"/>
+        </w:rPr>
+        <w:t xml:space="preserve">styles</w:t>
+      </w:r>
+      <w:r>
+        <w:rPr>
+          <w:rFonts w:ascii="Helvetica" w:hAnsi="Helvetica"/>
+          <w:color w:val="1E293B"/>
+          <w:sz w:val="17"/>
+        </w:rPr>
+        <w:t xml:space="preserve"> that do not collapse to one number. Rather than publish a precision we cannot support, the weights are honest editorial choices, and we will re-fit only when a full season of real results exists to fit against.</w:t>
       </w:r>
     </w:p>
     <w:p>
@@ -1591,7 +1557,7 @@
           <w:color w:val="0F172A"/>
           <w:sz w:val="17"/>
         </w:rPr>
-        <w:t xml:space="preserve">3. Powerplay dominance</w:t>
+        <w:t xml:space="preserve">3. Rolling NRR</w:t>
       </w:r>
       <w:r>
         <w:rPr>
@@ -1608,7 +1574,7 @@
           <w:color w:val="1E293B"/>
           <w:sz w:val="17"/>
         </w:rPr>
-        <w:t xml:space="preserve">(overs 1–6, i.e. 6 overs per innings per match)</w:t>
+        <w:t xml:space="preserve">(last 5 matches)</w:t>
       </w:r>
     </w:p>
     <w:p>
@@ -1626,21 +1592,68 @@
           <w:sz w:val="14"/>
           <w:shd w:val="clear" w:fill="F1F5F9"/>
         </w:rPr>
-        <w:t xml:space="preserve">PP = (ppRunsFor / 6P) − (ppRunsAgainst / 6P)        [runs per over]</w:t>
-      </w:r>
-    </w:p>
-    <w:p>
-      <w:pPr>
-        <w:spacing w:before="0" w:after="70" w:line="326" w:lineRule="auto"/>
-      </w:pPr>
-      <w:r>
-        <w:rPr>
-          <w:rFonts w:ascii="Helvetica" w:hAnsi="Helvetica"/>
-          <w:b/>
-          <w:color w:val="0F172A"/>
-          <w:sz w:val="17"/>
-        </w:rPr>
-        <w:t xml:space="preserve">4. Rolling NRR</w:t>
+        <w:t xml:space="preserve">rNRR = (Σ RF / Σ OF) − (Σ RA / Σ OA)</w:t>
+      </w:r>
+    </w:p>
+    <w:p>
+      <w:pPr>
+        <w:spacing w:before="0" w:after="70" w:line="326" w:lineRule="auto"/>
+      </w:pPr>
+      <w:r>
+        <w:rPr>
+          <w:rFonts w:ascii="Helvetica" w:hAnsi="Helvetica"/>
+          <w:color w:val="1E293B"/>
+          <w:sz w:val="17"/>
+        </w:rPr>
+        <w:t xml:space="preserve">Per ICC convention a side </w:t>
+      </w:r>
+      <w:r>
+        <w:rPr>
+          <w:rFonts w:ascii="Helvetica" w:hAnsi="Helvetica"/>
+          <w:b/>
+          <w:color w:val="0F172A"/>
+          <w:sz w:val="17"/>
+        </w:rPr>
+        <w:t xml:space="preserve">bowled out</w:t>
+      </w:r>
+      <w:r>
+        <w:rPr>
+          <w:rFonts w:ascii="Helvetica" w:hAnsi="Helvetica"/>
+          <w:color w:val="1E293B"/>
+          <w:sz w:val="17"/>
+        </w:rPr>
+        <w:t xml:space="preserve"> is charged its full 20-over quota rather than the overs it actually faced, so being dismissed cheaply cannot flatter a run rate. A side that wins a chase early keeps the overs it used. Also reported: </w:t>
+      </w:r>
+      <w:r>
+        <w:rPr>
+          <w:rFonts w:ascii="Consolas" w:hAnsi="Consolas"/>
+          <w:color w:val="1E293B"/>
+          <w:sz w:val="16"/>
+          <w:shd w:val="clear" w:fill="F1F5F9"/>
+        </w:rPr>
+        <w:t xml:space="preserve">trend = rolling − season</w:t>
+      </w:r>
+      <w:r>
+        <w:rPr>
+          <w:rFonts w:ascii="Helvetica" w:hAnsi="Helvetica"/>
+          <w:color w:val="1E293B"/>
+          <w:sz w:val="17"/>
+        </w:rPr>
+        <w:t xml:space="preserve">.</w:t>
+      </w:r>
+    </w:p>
+    <w:p>
+      <w:pPr>
+        <w:spacing w:before="0" w:after="70" w:line="326" w:lineRule="auto"/>
+      </w:pPr>
+      <w:r>
+        <w:rPr>
+          <w:rFonts w:ascii="Helvetica" w:hAnsi="Helvetica"/>
+          <w:b/>
+          <w:color w:val="0F172A"/>
+          <w:sz w:val="17"/>
+        </w:rPr>
+        <w:t xml:space="preserve">4. Powerplay dominance</w:t>
       </w:r>
       <w:r>
         <w:rPr>
@@ -1657,7 +1670,7 @@
           <w:color w:val="1E293B"/>
           <w:sz w:val="17"/>
         </w:rPr>
-        <w:t xml:space="preserve">(last 5 matches)</w:t>
+        <w:t xml:space="preserve">(overs 1–6, i.e. 6 overs per innings per match)</w:t>
       </w:r>
     </w:p>
     <w:p>
@@ -1675,37 +1688,7 @@
           <w:sz w:val="14"/>
           <w:shd w:val="clear" w:fill="F1F5F9"/>
         </w:rPr>
-        <w:t xml:space="preserve">rNRR = (Σ RF / Σ OF) − (Σ RA / Σ OA)</w:t>
-      </w:r>
-    </w:p>
-    <w:p>
-      <w:pPr>
-        <w:spacing w:before="0" w:after="70" w:line="326" w:lineRule="auto"/>
-      </w:pPr>
-      <w:r>
-        <w:rPr>
-          <w:rFonts w:ascii="Helvetica" w:hAnsi="Helvetica"/>
-          <w:color w:val="1E293B"/>
-          <w:sz w:val="17"/>
-        </w:rPr>
-        <w:t xml:space="preserve">Also reported: </w:t>
-      </w:r>
-      <w:r>
-        <w:rPr>
-          <w:rFonts w:ascii="Consolas" w:hAnsi="Consolas"/>
-          <w:color w:val="1E293B"/>
-          <w:sz w:val="16"/>
-          <w:shd w:val="clear" w:fill="F1F5F9"/>
-        </w:rPr>
-        <w:t xml:space="preserve">trend = rolling − season</w:t>
-      </w:r>
-      <w:r>
-        <w:rPr>
-          <w:rFonts w:ascii="Helvetica" w:hAnsi="Helvetica"/>
-          <w:color w:val="1E293B"/>
-          <w:sz w:val="17"/>
-        </w:rPr>
-        <w:t xml:space="preserve">, positive meaning improving.</w:t>
+        <w:t xml:space="preserve">PP = (ppRunsFor / 6P) − (ppRunsAgainst / 6P)        [runs per over]</w:t>
       </w:r>
     </w:p>
     <w:p>
@@ -1909,16 +1892,24 @@
           <w:color w:val="1E293B"/>
           <w:sz w:val="17"/>
         </w:rPr>
-        <w:t xml:space="preserve"> </w:t>
-      </w:r>
-      <w:r>
-        <w:rPr>
-          <w:rFonts w:ascii="Helvetica" w:hAnsi="Helvetica"/>
-          <w:i/>
-          <w:color w:val="1E293B"/>
-          <w:sz w:val="17"/>
-        </w:rPr>
-        <w:t xml:space="preserve">(mean over wins only, each clamped to 0–100)</w:t>
+        <w:t xml:space="preserve"> — mean </w:t>
+      </w:r>
+      <w:r>
+        <w:rPr>
+          <w:rFonts w:ascii="Helvetica" w:hAnsi="Helvetica"/>
+          <w:b/>
+          <w:color w:val="0F172A"/>
+          <w:sz w:val="17"/>
+        </w:rPr>
+        <w:t xml:space="preserve">signed runs margin over every match</w:t>
+      </w:r>
+      <w:r>
+        <w:rPr>
+          <w:rFonts w:ascii="Helvetica" w:hAnsi="Helvetica"/>
+          <w:color w:val="1E293B"/>
+          <w:sz w:val="17"/>
+        </w:rPr>
+        <w:t xml:space="preserve">, wins and losses alike:</w:t>
       </w:r>
     </w:p>
     <w:p>
@@ -1936,7 +1927,20 @@
           <w:sz w:val="14"/>
           <w:shd w:val="clear" w:fill="F1F5F9"/>
         </w:rPr>
-        <w:t xml:space="preserve">batting first : (own − opp) / own × 100  chasing       : (120 − balls used) / 120 × 100</w:t>
+        <w:t xml:space="preserve">defended   : own − opp                       (runs)  chased     : (120 − balls used) × run rate   (runs equivalent)  lost       : the same quantity, negated</w:t>
+      </w:r>
+    </w:p>
+    <w:p>
+      <w:pPr>
+        <w:spacing w:before="0" w:after="70" w:line="326" w:lineRule="auto"/>
+      </w:pPr>
+      <w:r>
+        <w:rPr>
+          <w:rFonts w:ascii="Helvetica" w:hAnsi="Helvetica"/>
+          <w:color w:val="1E293B"/>
+          <w:sz w:val="17"/>
+        </w:rPr>
+        <w:t xml:space="preserve">Both outcomes are expressed in one unit — runs — so defending and chasing are directly comparable, and heavy defeats cost what heavy wins earn. Normalised over ±40 runs.</w:t>
       </w:r>
     </w:p>
     <w:p>
@@ -1958,7 +1962,24 @@
           <w:color w:val="1E293B"/>
           <w:sz w:val="17"/>
         </w:rPr>
-        <w:t xml:space="preserve"> — mean current win% of all opponents faced (repeat fixtures counted each time).</w:t>
+        <w:t xml:space="preserve"> — mean opponent win rate, </w:t>
+      </w:r>
+      <w:r>
+        <w:rPr>
+          <w:rFonts w:ascii="Helvetica" w:hAnsi="Helvetica"/>
+          <w:b/>
+          <w:color w:val="0F172A"/>
+          <w:sz w:val="17"/>
+        </w:rPr>
+        <w:t xml:space="preserve">excluding their matches against this team</w:t>
+      </w:r>
+      <w:r>
+        <w:rPr>
+          <w:rFonts w:ascii="Helvetica" w:hAnsi="Helvetica"/>
+          <w:color w:val="1E293B"/>
+          <w:sz w:val="17"/>
+        </w:rPr>
+        <w:t xml:space="preserve">. Counting head-to-head made it a mirror of the team's own record (every win you take is a loss on an opponent's card), which inverted the metric. In a complete round robin every side then faces the identical field, so the value is the same for everyone and changes no ranking; it only carries information on an uneven schedule.</w:t>
       </w:r>
     </w:p>
     <w:p>
@@ -2028,6 +2049,23 @@
           <w:color w:val="0F172A"/>
           <w:sz w:val="17"/>
         </w:rPr>
+        <w:t xml:space="preserve">rNRR ±2.00</w:t>
+      </w:r>
+      <w:r>
+        <w:rPr>
+          <w:rFonts w:ascii="Helvetica" w:hAnsi="Helvetica"/>
+          <w:color w:val="1E293B"/>
+          <w:sz w:val="17"/>
+        </w:rPr>
+        <w:t xml:space="preserve">, </w:t>
+      </w:r>
+      <w:r>
+        <w:rPr>
+          <w:rFonts w:ascii="Helvetica" w:hAnsi="Helvetica"/>
+          <w:b/>
+          <w:color w:val="0F172A"/>
+          <w:sz w:val="17"/>
+        </w:rPr>
         <w:t xml:space="preserve">powerplay ±3.00 rpo</w:t>
       </w:r>
       <w:r>
@@ -2045,15 +2083,15 @@
           <w:color w:val="0F172A"/>
           <w:sz w:val="17"/>
         </w:rPr>
-        <w:t xml:space="preserve">rNRR ±2.00</w:t>
-      </w:r>
-      <w:r>
-        <w:rPr>
-          <w:rFonts w:ascii="Helvetica" w:hAnsi="Helvetica"/>
-          <w:color w:val="1E293B"/>
-          <w:sz w:val="17"/>
-        </w:rPr>
-        <w:t xml:space="preserve">, win quality ÷100. Then:</w:t>
+        <w:t xml:space="preserve">win quality ±40 runs</w:t>
+      </w:r>
+      <w:r>
+        <w:rPr>
+          <w:rFonts w:ascii="Helvetica" w:hAnsi="Helvetica"/>
+          <w:color w:val="1E293B"/>
+          <w:sz w:val="17"/>
+        </w:rPr>
+        <w:t xml:space="preserve">. Then:</w:t>
       </w:r>
     </w:p>
     <w:p>
@@ -2093,7 +2131,7 @@
           <w:sz w:val="16"/>
           <w:shd w:val="clear" w:fill="F1F5F9"/>
         </w:rPr>
-        <w:t xml:space="preserve">0.30, 0.18, 0.16, 0.09, 0.08, 0.08, 0.05, 0.03, 0.03</w:t>
+        <w:t xml:space="preserve">0.30, 0.15, 0.15, 0.12, 0.12, 0.05, 0.05, 0.04, 0.02</w:t>
       </w:r>
       <w:r>
         <w:rPr>
@@ -2149,15 +2187,15 @@
           <w:color w:val="0F172A"/>
           <w:sz w:val="17"/>
         </w:rPr>
-        <w:t xml:space="preserve">Fitting method.</w:t>
-      </w:r>
-      <w:r>
-        <w:rPr>
-          <w:rFonts w:ascii="Helvetica" w:hAnsi="Helvetica"/>
-          <w:color w:val="1E293B"/>
-          <w:sz w:val="17"/>
-        </w:rPr>
-        <w:t xml:space="preserve"> Weights maximise </w:t>
+        <w:t xml:space="preserve">Choosing the weights.</w:t>
+      </w:r>
+      <w:r>
+        <w:rPr>
+          <w:rFonts w:ascii="Helvetica" w:hAnsi="Helvetica"/>
+          <w:color w:val="1E293B"/>
+          <w:sz w:val="17"/>
+        </w:rPr>
+        <w:t xml:space="preserve"> They are editorial, set by cricket judgement and stored in </w:t>
       </w:r>
       <w:r>
         <w:rPr>
@@ -2166,15 +2204,59 @@
           <w:sz w:val="16"/>
           <w:shd w:val="clear" w:fill="F1F5F9"/>
         </w:rPr>
-        <w:t xml:space="preserve">corr(score, latent strength)</w:t>
-      </w:r>
-      <w:r>
-        <w:rPr>
-          <w:rFonts w:ascii="Helvetica" w:hAnsi="Helvetica"/>
-          <w:color w:val="1E293B"/>
-          <w:sz w:val="17"/>
-        </w:rPr>
-        <w:t xml:space="preserve"> subject to </w:t>
+        <w:t xml:space="preserve">weights.config.json</w:t>
+      </w:r>
+      <w:r>
+        <w:rPr>
+          <w:rFonts w:ascii="Helvetica" w:hAnsi="Helvetica"/>
+          <w:color w:val="1E293B"/>
+          <w:sz w:val="17"/>
+        </w:rPr>
+        <w:t xml:space="preserve"> so they can be changed without touching the engine. An earlier set was fitted by maximising rank correlation against latent team strength over 300 synthetic seasons; that fit was withdrawn because the generator derived phase splits directly from strength, so it over-credited the powerplay and death-overs terms. The fitting method transfers unchanged to real data — only the target needs to become actual results.</w:t>
+      </w:r>
+    </w:p>
+    <w:p>
+      <w:pPr>
+        <w:spacing w:before="180" w:after="90" w:line="326" w:lineRule="auto"/>
+      </w:pPr>
+      <w:r>
+        <w:rPr>
+          <w:rFonts w:ascii="Helvetica" w:hAnsi="Helvetica"/>
+          <w:b/>
+          <w:color w:val="0F172A"/>
+          <w:sz w:val="18"/>
+        </w:rPr>
+        <w:t xml:space="preserve">Optional metrics (off by default)</w:t>
+      </w:r>
+    </w:p>
+    <w:p>
+      <w:pPr>
+        <w:spacing w:before="0" w:after="70" w:line="326" w:lineRule="auto"/>
+      </w:pPr>
+      <w:r>
+        <w:rPr>
+          <w:rFonts w:ascii="Helvetica" w:hAnsi="Helvetica"/>
+          <w:color w:val="1E293B"/>
+          <w:sz w:val="17"/>
+        </w:rPr>
+        <w:t xml:space="preserve">Five extras can be enabled per session: </w:t>
+      </w:r>
+      <w:r>
+        <w:rPr>
+          <w:rFonts w:ascii="Helvetica" w:hAnsi="Helvetica"/>
+          <w:b/>
+          <w:color w:val="0F172A"/>
+          <w:sz w:val="17"/>
+        </w:rPr>
+        <w:t xml:space="preserve">expected wins</w:t>
+      </w:r>
+      <w:r>
+        <w:rPr>
+          <w:rFonts w:ascii="Helvetica" w:hAnsi="Helvetica"/>
+          <w:color w:val="1E293B"/>
+          <w:sz w:val="17"/>
+        </w:rPr>
+        <w:t xml:space="preserve"> (Pythagorean </w:t>
       </w:r>
       <w:r>
         <w:rPr>
@@ -2183,84 +2265,6 @@
           <w:sz w:val="16"/>
           <w:shd w:val="clear" w:fill="F1F5F9"/>
         </w:rPr>
-        <w:t xml:space="preserve">w ≥ 0, Σw = 1</w:t>
-      </w:r>
-      <w:r>
-        <w:rPr>
-          <w:rFonts w:ascii="Helvetica" w:hAnsi="Helvetica"/>
-          <w:color w:val="1E293B"/>
-          <w:sz w:val="17"/>
-        </w:rPr>
-        <w:t xml:space="preserve">, over 300 seeded synthetic seasons, trained on 66% and evaluated on the held-out 34% (held-out Spearman 0.694 → 0.760; correct #1 46% → 50%). The unconstrained optimum (0.892) was </w:t>
-      </w:r>
-      <w:r>
-        <w:rPr>
-          <w:rFonts w:ascii="Helvetica" w:hAnsi="Helvetica"/>
-          <w:b/>
-          <w:color w:val="0F172A"/>
-          <w:sz w:val="17"/>
-        </w:rPr>
-        <w:t xml:space="preserve">rejected</w:t>
-      </w:r>
-      <w:r>
-        <w:rPr>
-          <w:rFonts w:ascii="Helvetica" w:hAnsi="Helvetica"/>
-          <w:color w:val="1E293B"/>
-          <w:sz w:val="17"/>
-        </w:rPr>
-        <w:t xml:space="preserve">: it loaded ~75% of the table onto the two phase metrics and dropped Win% to 0.05, which would let a team win every match and not rank first.</w:t>
-      </w:r>
-    </w:p>
-    <w:p>
-      <w:pPr>
-        <w:spacing w:before="180" w:after="90" w:line="326" w:lineRule="auto"/>
-      </w:pPr>
-      <w:r>
-        <w:rPr>
-          <w:rFonts w:ascii="Helvetica" w:hAnsi="Helvetica"/>
-          <w:b/>
-          <w:color w:val="0F172A"/>
-          <w:sz w:val="18"/>
-        </w:rPr>
-        <w:t xml:space="preserve">Optional metrics (off by default)</w:t>
-      </w:r>
-    </w:p>
-    <w:p>
-      <w:pPr>
-        <w:spacing w:before="0" w:after="70" w:line="326" w:lineRule="auto"/>
-      </w:pPr>
-      <w:r>
-        <w:rPr>
-          <w:rFonts w:ascii="Helvetica" w:hAnsi="Helvetica"/>
-          <w:color w:val="1E293B"/>
-          <w:sz w:val="17"/>
-        </w:rPr>
-        <w:t xml:space="preserve">Five extras can be enabled per session: </w:t>
-      </w:r>
-      <w:r>
-        <w:rPr>
-          <w:rFonts w:ascii="Helvetica" w:hAnsi="Helvetica"/>
-          <w:b/>
-          <w:color w:val="0F172A"/>
-          <w:sz w:val="17"/>
-        </w:rPr>
-        <w:t xml:space="preserve">expected wins</w:t>
-      </w:r>
-      <w:r>
-        <w:rPr>
-          <w:rFonts w:ascii="Helvetica" w:hAnsi="Helvetica"/>
-          <w:color w:val="1E293B"/>
-          <w:sz w:val="17"/>
-        </w:rPr>
-        <w:t xml:space="preserve"> (Pythagorean </w:t>
-      </w:r>
-      <w:r>
-        <w:rPr>
-          <w:rFonts w:ascii="Consolas" w:hAnsi="Consolas"/>
-          <w:color w:val="1E293B"/>
-          <w:sz w:val="16"/>
-          <w:shd w:val="clear" w:fill="F1F5F9"/>
-        </w:rPr>
         <w:t xml:space="preserve">RF²/(RF²+RA²)</w:t>
       </w:r>
       <w:r>
@@ -2391,15 +2395,15 @@
           <w:color w:val="0F172A"/>
           <w:sz w:val="17"/>
         </w:rPr>
-        <w:t xml:space="preserve">Ground truth is synthetic.</w:t>
-      </w:r>
-      <w:r>
-        <w:rPr>
-          <w:rFonts w:ascii="Helvetica" w:hAnsi="Helvetica"/>
-          <w:color w:val="1E293B"/>
-          <w:sz w:val="17"/>
-        </w:rPr>
-        <w:t xml:space="preserve"> Weights are fitted against a generator, not real results, so the phase metrics are probably over-credited. Re-fitting on a full season of live data is the priority; the method transfers unchanged.</w:t>
+        <w:t xml:space="preserve">The weights are judgement, not evidence.</w:t>
+      </w:r>
+      <w:r>
+        <w:rPr>
+          <w:rFonts w:ascii="Helvetica" w:hAnsi="Helvetica"/>
+          <w:color w:val="1E293B"/>
+          <w:sz w:val="17"/>
+        </w:rPr>
+        <w:t xml:space="preserve"> They are reasonable and openly published, but no live data yet proves this particular split is optimal. Re-fit against a full season of real results when one exists.</w:t>
       </w:r>
     </w:p>
     <w:p>
@@ -2422,32 +2426,15 @@
           <w:color w:val="0F172A"/>
           <w:sz w:val="17"/>
         </w:rPr>
-        <w:t xml:space="preserve">NRR convention.</w:t>
-      </w:r>
-      <w:r>
-        <w:rPr>
-          <w:rFonts w:ascii="Helvetica" w:hAnsi="Helvetica"/>
-          <w:color w:val="1E293B"/>
-          <w:sz w:val="17"/>
-        </w:rPr>
-        <w:t xml:space="preserve"> ICC rules charge a side bowled out with its </w:t>
-      </w:r>
-      <w:r>
-        <w:rPr>
-          <w:rFonts w:ascii="Helvetica" w:hAnsi="Helvetica"/>
-          <w:b/>
-          <w:color w:val="0F172A"/>
-          <w:sz w:val="17"/>
-        </w:rPr>
-        <w:t xml:space="preserve">full quota</w:t>
-      </w:r>
-      <w:r>
-        <w:rPr>
-          <w:rFonts w:ascii="Helvetica" w:hAnsi="Helvetica"/>
-          <w:color w:val="1E293B"/>
-          <w:sz w:val="17"/>
-        </w:rPr>
-        <w:t xml:space="preserve"> of overs; this engine divides by overs actually faced, slightly flattering teams dismissed early.</w:t>
+        <w:t xml:space="preserve">Correlated components.</w:t>
+      </w:r>
+      <w:r>
+        <w:rPr>
+          <w:rFonts w:ascii="Helvetica" w:hAnsi="Helvetica"/>
+          <w:color w:val="1E293B"/>
+          <w:sz w:val="17"/>
+        </w:rPr>
+        <w:t xml:space="preserve"> Several measures move together — home/away tracks Win% very closely, and form overlaps rolling NRR — so the nine subjects are less independent than the table implies, and Win% effectively carries more than its stated 30%.</w:t>
       </w:r>
     </w:p>
     <w:p>
@@ -2470,32 +2457,15 @@
           <w:color w:val="0F172A"/>
           <w:sz w:val="17"/>
         </w:rPr>
-        <w:t xml:space="preserve">Win quality (3%)</w:t>
-      </w:r>
-      <w:r>
-        <w:rPr>
-          <w:rFonts w:ascii="Helvetica" w:hAnsi="Helvetica"/>
-          <w:color w:val="1E293B"/>
-          <w:sz w:val="17"/>
-        </w:rPr>
-        <w:t xml:space="preserve"> measured </w:t>
-      </w:r>
-      <w:r>
-        <w:rPr>
-          <w:rFonts w:ascii="Consolas" w:hAnsi="Consolas"/>
-          <w:color w:val="1E293B"/>
-          <w:sz w:val="16"/>
-          <w:shd w:val="clear" w:fill="F1F5F9"/>
-        </w:rPr>
-        <w:t xml:space="preserve">r ≈ +0.01</w:t>
-      </w:r>
-      <w:r>
-        <w:rPr>
-          <w:rFonts w:ascii="Helvetica" w:hAnsi="Helvetica"/>
-          <w:color w:val="1E293B"/>
-          <w:sz w:val="17"/>
-        </w:rPr>
-        <w:t xml:space="preserve"> — no signal as computed. It averages only over wins, and its batting-first and chasing scales are not calibrated to each other.</w:t>
+        <w:t xml:space="preserve">Key players</w:t>
+      </w:r>
+      <w:r>
+        <w:rPr>
+          <w:rFonts w:ascii="Helvetica" w:hAnsi="Helvetica"/>
+          <w:color w:val="1E293B"/>
+          <w:sz w:val="17"/>
+        </w:rPr>
+        <w:t xml:space="preserve"> is a supplied figure, not yet a live ICC top-30 feed, so it reflects whatever availability was entered.</w:t>
       </w:r>
     </w:p>
     <w:p>
@@ -2518,49 +2488,15 @@
           <w:color w:val="0F172A"/>
           <w:sz w:val="17"/>
         </w:rPr>
-        <w:t xml:space="preserve">Strength of schedule (3%)</w:t>
-      </w:r>
-      <w:r>
-        <w:rPr>
-          <w:rFonts w:ascii="Helvetica" w:hAnsi="Helvetica"/>
-          <w:color w:val="1E293B"/>
-          <w:sz w:val="17"/>
-        </w:rPr>
-        <w:t xml:space="preserve"> measured </w:t>
-      </w:r>
-      <w:r>
-        <w:rPr>
-          <w:rFonts w:ascii="Consolas" w:hAnsi="Consolas"/>
-          <w:color w:val="1E293B"/>
-          <w:sz w:val="16"/>
-          <w:shd w:val="clear" w:fill="F1F5F9"/>
-        </w:rPr>
-        <w:t xml:space="preserve">r = −1.00</w:t>
-      </w:r>
-      <w:r>
-        <w:rPr>
-          <w:rFonts w:ascii="Helvetica" w:hAnsi="Helvetica"/>
-          <w:color w:val="1E293B"/>
-          <w:sz w:val="17"/>
-        </w:rPr>
-        <w:t xml:space="preserve"> in a complete round robin and is added </w:t>
-      </w:r>
-      <w:r>
-        <w:rPr>
-          <w:rFonts w:ascii="Helvetica" w:hAnsi="Helvetica"/>
-          <w:i/>
-          <w:color w:val="1E293B"/>
-          <w:sz w:val="17"/>
-        </w:rPr>
-        <w:t xml:space="preserve">positively</w:t>
-      </w:r>
-      <w:r>
-        <w:rPr>
-          <w:rFonts w:ascii="Helvetica" w:hAnsi="Helvetica"/>
-          <w:color w:val="1E293B"/>
-          <w:sz w:val="17"/>
-        </w:rPr>
-        <w:t xml:space="preserve">, so it currently penalises the best teams. The sign needs fixing, or the metric restricting to unbalanced schedules.</w:t>
+        <w:t xml:space="preserve">T20-shaped.</w:t>
+      </w:r>
+      <w:r>
+        <w:rPr>
+          <w:rFonts w:ascii="Helvetica" w:hAnsi="Helvetica"/>
+          <w:color w:val="1E293B"/>
+          <w:sz w:val="17"/>
+        </w:rPr>
+        <w:t xml:space="preserve"> A 120-ball innings and a 6-over powerplay are assumed. Rain-shortened matches and other formats are not modelled, and the powerplay term assumes six powerplay overs per innings.</w:t>
       </w:r>
     </w:p>
     <w:p>
@@ -2583,46 +2519,15 @@
           <w:color w:val="0F172A"/>
           <w:sz w:val="17"/>
         </w:rPr>
-        <w:t xml:space="preserve">T20-shaped.</w:t>
-      </w:r>
-      <w:r>
-        <w:rPr>
-          <w:rFonts w:ascii="Helvetica" w:hAnsi="Helvetica"/>
-          <w:color w:val="1E293B"/>
-          <w:sz w:val="17"/>
-        </w:rPr>
-        <w:t xml:space="preserve"> 120 balls and a 6-over powerplay are assumed; rain-shortened games and other formats are not modelled.</w:t>
-      </w:r>
-    </w:p>
-    <w:p>
-      <w:pPr>
-        <w:spacing w:before="0" w:after="40" w:line="326" w:lineRule="auto"/>
-        <w:ind w:left="220" w:hanging="140"/>
-      </w:pPr>
-      <w:r>
-        <w:rPr>
-          <w:rFonts w:ascii="Helvetica" w:hAnsi="Helvetica"/>
-          <w:color w:val="1E293B"/>
-          <w:sz w:val="17"/>
-        </w:rPr>
-        <w:t xml:space="preserve">•  </w:t>
-      </w:r>
-      <w:r>
-        <w:rPr>
-          <w:rFonts w:ascii="Helvetica" w:hAnsi="Helvetica"/>
-          <w:b/>
-          <w:color w:val="0F172A"/>
-          <w:sz w:val="17"/>
-        </w:rPr>
-        <w:t xml:space="preserve">Key players</w:t>
-      </w:r>
-      <w:r>
-        <w:rPr>
-          <w:rFonts w:ascii="Helvetica" w:hAnsi="Helvetica"/>
-          <w:color w:val="1E293B"/>
-          <w:sz w:val="17"/>
-        </w:rPr>
-        <w:t xml:space="preserve"> is a supplied figure, not yet a live ICC top-30 feed.</w:t>
+        <w:t xml:space="preserve">Strength of schedule is inert in a balanced league.</w:t>
+      </w:r>
+      <w:r>
+        <w:rPr>
+          <w:rFonts w:ascii="Helvetica" w:hAnsi="Helvetica"/>
+          <w:color w:val="1E293B"/>
+          <w:sz w:val="17"/>
+        </w:rPr>
+        <w:t xml:space="preserve"> By design it is identical for every team in a complete round robin; it only does work on an uneven schedule.</w:t>
       </w:r>
     </w:p>
     <w:p>

--- a/power-rankings-explained.docx
+++ b/power-rankings-explained.docx
@@ -1175,24 +1175,24 @@
           <w:color w:val="1E293B"/>
           <w:sz w:val="17"/>
         </w:rPr>
-        <w:t xml:space="preserve"> The nine graded subjects combine into a score out of 100; teams typically land between about </w:t>
-      </w:r>
-      <w:r>
-        <w:rPr>
-          <w:rFonts w:ascii="Helvetica" w:hAnsi="Helvetica"/>
-          <w:b/>
-          <w:color w:val="0F172A"/>
-          <w:sz w:val="17"/>
-        </w:rPr>
-        <w:t xml:space="preserve">30 and 70</w:t>
-      </w:r>
-      <w:r>
-        <w:rPr>
-          <w:rFonts w:ascii="Helvetica" w:hAnsi="Helvetica"/>
-          <w:color w:val="1E293B"/>
-          <w:sz w:val="17"/>
-        </w:rPr>
-        <w:t xml:space="preserve">. Nobody scores 100 — that would mean leading every category at once. The </w:t>
+        <w:t xml:space="preserve"> The nine graded subjects combine into one index, which is then published on a </w:t>
+      </w:r>
+      <w:r>
+        <w:rPr>
+          <w:rFonts w:ascii="Helvetica" w:hAnsi="Helvetica"/>
+          <w:b/>
+          <w:color w:val="0F172A"/>
+          <w:sz w:val="17"/>
+        </w:rPr>
+        <w:t xml:space="preserve">70–89 rating scale</w:t>
+      </w:r>
+      <w:r>
+        <w:rPr>
+          <w:rFonts w:ascii="Helvetica" w:hAnsi="Helvetica"/>
+          <w:color w:val="1E293B"/>
+          <w:sz w:val="17"/>
+        </w:rPr>
+        <w:t xml:space="preserve"> — the range broadcast and print audiences are used to seeing. The conversion is a fixed piece of arithmetic applied identically to every team, so it changes the numbers on the page but never the order. The </w:t>
       </w:r>
       <w:r>
         <w:rPr>
@@ -1209,7 +1209,7 @@
           <w:color w:val="1E293B"/>
           <w:sz w:val="17"/>
         </w:rPr>
-        <w:t xml:space="preserve"> show movement against the previous published ranking: ▲2 means two places gained.</w:t>
+        <w:t xml:space="preserve"> show movement against the previous published ranking: ▲2 means two places gained, and a team that has not moved simply shows nothing.</w:t>
       </w:r>
     </w:p>
     <w:p>
@@ -2174,6 +2174,62 @@
           <w:sz w:val="17"/>
         </w:rPr>
         <w:t xml:space="preserve"> = previous rank − current rank.</w:t>
+      </w:r>
+    </w:p>
+    <w:p>
+      <w:pPr>
+        <w:spacing w:before="0" w:after="70" w:line="326" w:lineRule="auto"/>
+      </w:pPr>
+      <w:r>
+        <w:rPr>
+          <w:rFonts w:ascii="Helvetica" w:hAnsi="Helvetica"/>
+          <w:b/>
+          <w:color w:val="0F172A"/>
+          <w:sz w:val="17"/>
+        </w:rPr>
+        <w:t xml:space="preserve">Published rating.</w:t>
+      </w:r>
+      <w:r>
+        <w:rPr>
+          <w:rFonts w:ascii="Helvetica" w:hAnsi="Helvetica"/>
+          <w:color w:val="1E293B"/>
+          <w:sz w:val="17"/>
+        </w:rPr>
+        <w:t xml:space="preserve"> The raw index is what every calculation and audit record uses; graphics carry a presentation figure mapped from it — </w:t>
+      </w:r>
+      <w:r>
+        <w:rPr>
+          <w:rFonts w:ascii="Consolas" w:hAnsi="Consolas"/>
+          <w:color w:val="1E293B"/>
+          <w:sz w:val="16"/>
+          <w:shd w:val="clear" w:fill="F1F5F9"/>
+        </w:rPr>
+        <w:t xml:space="preserve">rating = 70 + (index−15)/70 × 19</w:t>
+      </w:r>
+      <w:r>
+        <w:rPr>
+          <w:rFonts w:ascii="Helvetica" w:hAnsi="Helvetica"/>
+          <w:color w:val="1E293B"/>
+          <w:sz w:val="17"/>
+        </w:rPr>
+        <w:t xml:space="preserve">, clamped to </w:t>
+      </w:r>
+      <w:r>
+        <w:rPr>
+          <w:rFonts w:ascii="Consolas" w:hAnsi="Consolas"/>
+          <w:color w:val="1E293B"/>
+          <w:sz w:val="16"/>
+          <w:shd w:val="clear" w:fill="F1F5F9"/>
+        </w:rPr>
+        <w:t xml:space="preserve">[70, 89]</w:t>
+      </w:r>
+      <w:r>
+        <w:rPr>
+          <w:rFonts w:ascii="Helvetica" w:hAnsi="Helvetica"/>
+          <w:color w:val="1E293B"/>
+          <w:sz w:val="17"/>
+        </w:rPr>
+        <w:t xml:space="preserve">. The constants are fixed in config, not derived from the current table, so ratings are comparable week to week, and the map is strictly increasing — a change of units, never of order.</w:t>
       </w:r>
     </w:p>
     <w:p>

--- a/power-rankings-explained.docx
+++ b/power-rankings-explained.docx
@@ -1167,6 +1167,118 @@
           <w:color w:val="0F172A"/>
           <w:sz w:val="17"/>
         </w:rPr>
+        <w:t xml:space="preserve">Where a season starts.</w:t>
+      </w:r>
+      <w:r>
+        <w:rPr>
+          <w:rFonts w:ascii="Helvetica" w:hAnsi="Helvetica"/>
+          <w:color w:val="1E293B"/>
+          <w:sz w:val="17"/>
+        </w:rPr>
+        <w:t xml:space="preserve"> On the morning of the first match there are no results to grade, so every subject sits at its neutral mark and all seven teams score an identical 34.0 — which would say the reigning champions and the bottom side are the same team. They are not. Each team therefore </w:t>
+      </w:r>
+      <w:r>
+        <w:rPr>
+          <w:rFonts w:ascii="Helvetica" w:hAnsi="Helvetica"/>
+          <w:b/>
+          <w:color w:val="0F172A"/>
+          <w:sz w:val="17"/>
+        </w:rPr>
+        <w:t xml:space="preserve">opens on the rating it earned last season</w:t>
+      </w:r>
+      <w:r>
+        <w:rPr>
+          <w:rFonts w:ascii="Helvetica" w:hAnsi="Helvetica"/>
+          <w:color w:val="1E293B"/>
+          <w:sz w:val="17"/>
+        </w:rPr>
+        <w:t xml:space="preserve">, computed by running this same method over the completed 2025 season, and that inherited rating is then worth less with every match actually played this year: half of it is gone after four games, roughly three-quarters after twelve, and by the back end of a season the table is entirely 2026 form. Jamaica Kingsmen are new and have no 2025 record to inherit, so they open one standard deviation below the 2025 league average — a first-year discount that is stated rather than hidden. Press </w:t>
+      </w:r>
+      <w:r>
+        <w:rPr>
+          <w:rFonts w:ascii="Helvetica" w:hAnsi="Helvetica"/>
+          <w:b/>
+          <w:color w:val="0F172A"/>
+          <w:sz w:val="17"/>
+        </w:rPr>
+        <w:t xml:space="preserve">Fresh Start</w:t>
+      </w:r>
+      <w:r>
+        <w:rPr>
+          <w:rFonts w:ascii="Helvetica" w:hAnsi="Helvetica"/>
+          <w:color w:val="1E293B"/>
+          <w:sz w:val="17"/>
+        </w:rPr>
+        <w:t xml:space="preserve"> to switch the carry-in off and rank on this season alone.</w:t>
+      </w:r>
+    </w:p>
+    <w:p>
+      <w:pPr>
+        <w:spacing w:before="0" w:after="70" w:line="326" w:lineRule="auto"/>
+      </w:pPr>
+      <w:r>
+        <w:rPr>
+          <w:rFonts w:ascii="Helvetica" w:hAnsi="Helvetica"/>
+          <w:b/>
+          <w:color w:val="0F172A"/>
+          <w:sz w:val="17"/>
+        </w:rPr>
+        <w:t xml:space="preserve">How much last season is trusted.</w:t>
+      </w:r>
+      <w:r>
+        <w:rPr>
+          <w:rFonts w:ascii="Helvetica" w:hAnsi="Helvetica"/>
+          <w:color w:val="1E293B"/>
+          <w:sz w:val="17"/>
+        </w:rPr>
+        <w:t xml:space="preserve"> A record describes the squad that produced it, and these squads changed a great deal over the winter — Saint Lucia kept barely a third of theirs, Barbados two thirds. A team that has largely been rebuilt is therefore held closer to the league average than one that kept its side together: last season still counts, but it counts less when fewer of the players are still there. Note what this is and is not. It measures </w:t>
+      </w:r>
+      <w:r>
+        <w:rPr>
+          <w:rFonts w:ascii="Helvetica" w:hAnsi="Helvetica"/>
+          <w:i/>
+          <w:color w:val="1E293B"/>
+          <w:sz w:val="17"/>
+        </w:rPr>
+        <w:t xml:space="preserve">how much we know</w:t>
+      </w:r>
+      <w:r>
+        <w:rPr>
+          <w:rFonts w:ascii="Helvetica" w:hAnsi="Helvetica"/>
+          <w:color w:val="1E293B"/>
+          <w:sz w:val="17"/>
+        </w:rPr>
+        <w:t xml:space="preserve">, not </w:t>
+      </w:r>
+      <w:r>
+        <w:rPr>
+          <w:rFonts w:ascii="Helvetica" w:hAnsi="Helvetica"/>
+          <w:i/>
+          <w:color w:val="1E293B"/>
+          <w:sz w:val="17"/>
+        </w:rPr>
+        <w:t xml:space="preserve">how good the new squad is</w:t>
+      </w:r>
+      <w:r>
+        <w:rPr>
+          <w:rFonts w:ascii="Helvetica" w:hAnsi="Helvetica"/>
+          <w:color w:val="1E293B"/>
+          <w:sz w:val="17"/>
+        </w:rPr>
+        <w:t xml:space="preserve"> — so a weak side that rebuilt also moves toward the middle, because its poor record has stopped being reliable evidence too.</w:t>
+      </w:r>
+    </w:p>
+    <w:p>
+      <w:pPr>
+        <w:spacing w:before="0" w:after="70" w:line="326" w:lineRule="auto"/>
+      </w:pPr>
+      <w:r>
+        <w:rPr>
+          <w:rFonts w:ascii="Helvetica" w:hAnsi="Helvetica"/>
+          <w:b/>
+          <w:color w:val="0F172A"/>
+          <w:sz w:val="17"/>
+        </w:rPr>
         <w:t xml:space="preserve">The score and the arrows.</w:t>
       </w:r>
       <w:r>
@@ -2178,6 +2290,445 @@
     </w:p>
     <w:p>
       <w:pPr>
+        <w:spacing w:before="180" w:after="90" w:line="326" w:lineRule="auto"/>
+      </w:pPr>
+      <w:r>
+        <w:rPr>
+          <w:rFonts w:ascii="Helvetica" w:hAnsi="Helvetica"/>
+          <w:b/>
+          <w:color w:val="0F172A"/>
+          <w:sz w:val="18"/>
+        </w:rPr>
+        <w:t xml:space="preserve">Season carry-in (the prior)</w:t>
+      </w:r>
+    </w:p>
+    <w:p>
+      <w:pPr>
+        <w:spacing w:before="0" w:after="70" w:line="326" w:lineRule="auto"/>
+      </w:pPr>
+      <w:r>
+        <w:rPr>
+          <w:rFonts w:ascii="Helvetica" w:hAnsi="Helvetica"/>
+          <w:color w:val="1E293B"/>
+          <w:sz w:val="17"/>
+        </w:rPr>
+        <w:t xml:space="preserve">With no matches played, every normalised metric falls to its neutral value and the weighted sum is identically </w:t>
+      </w:r>
+      <w:r>
+        <w:rPr>
+          <w:rFonts w:ascii="Consolas" w:hAnsi="Consolas"/>
+          <w:color w:val="1E293B"/>
+          <w:sz w:val="16"/>
+          <w:shd w:val="clear" w:fill="F1F5F9"/>
+        </w:rPr>
+        <w:t xml:space="preserve">34.0</w:t>
+      </w:r>
+      <w:r>
+        <w:rPr>
+          <w:rFonts w:ascii="Helvetica" w:hAnsi="Helvetica"/>
+          <w:color w:val="1E293B"/>
+          <w:sz w:val="17"/>
+        </w:rPr>
+        <w:t xml:space="preserve"> for every team. Ranking a new season from that point discards the only evidence that exists. So each team opens on the index it earned in the previous season and that opening claim decays as real results arrive:</w:t>
+      </w:r>
+    </w:p>
+    <w:p>
+      <w:pPr>
+        <w:pBdr>
+          <w:left w:val="single" w:sz="18" w:space="4" w:color="2563EB"/>
+        </w:pBdr>
+        <w:spacing w:before="0" w:after="70" w:line="326" w:lineRule="auto"/>
+        <w:ind w:left="120"/>
+      </w:pPr>
+      <w:r>
+        <w:rPr>
+          <w:rFonts w:ascii="Consolas" w:hAnsi="Consolas"/>
+          <w:color w:val="1E293B"/>
+          <w:sz w:val="14"/>
+          <w:shd w:val="clear" w:fill="F1F5F9"/>
+        </w:rPr>
+        <w:t xml:space="preserve">prior_weight = k / (k + played)          k = prior.halfLifeMatches (default 4)  score        = prior_weight · prior + (1 − prior_weight) · thisSeasonIndex</w:t>
+      </w:r>
+    </w:p>
+    <w:p>
+      <w:pPr>
+        <w:spacing w:before="0" w:after="70" w:line="326" w:lineRule="auto"/>
+      </w:pPr>
+      <w:r>
+        <w:rPr>
+          <w:rFonts w:ascii="Helvetica" w:hAnsi="Helvetica"/>
+          <w:color w:val="1E293B"/>
+          <w:sz w:val="17"/>
+        </w:rPr>
+        <w:t xml:space="preserve">At </w:t>
+      </w:r>
+      <w:r>
+        <w:rPr>
+          <w:rFonts w:ascii="Consolas" w:hAnsi="Consolas"/>
+          <w:color w:val="1E293B"/>
+          <w:sz w:val="16"/>
+          <w:shd w:val="clear" w:fill="F1F5F9"/>
+        </w:rPr>
+        <w:t xml:space="preserve">played = 0</w:t>
+      </w:r>
+      <w:r>
+        <w:rPr>
+          <w:rFonts w:ascii="Helvetica" w:hAnsi="Helvetica"/>
+          <w:color w:val="1E293B"/>
+          <w:sz w:val="17"/>
+        </w:rPr>
+        <w:t xml:space="preserve"> the weight is exactly 1, so the published rating </w:t>
+      </w:r>
+      <w:r>
+        <w:rPr>
+          <w:rFonts w:ascii="Helvetica" w:hAnsi="Helvetica"/>
+          <w:b/>
+          <w:color w:val="0F172A"/>
+          <w:sz w:val="17"/>
+        </w:rPr>
+        <w:t xml:space="preserve">is</w:t>
+      </w:r>
+      <w:r>
+        <w:rPr>
+          <w:rFonts w:ascii="Helvetica" w:hAnsi="Helvetica"/>
+          <w:color w:val="1E293B"/>
+          <w:sz w:val="17"/>
+        </w:rPr>
+        <w:t xml:space="preserve"> last season's index; at </w:t>
+      </w:r>
+      <w:r>
+        <w:rPr>
+          <w:rFonts w:ascii="Consolas" w:hAnsi="Consolas"/>
+          <w:color w:val="1E293B"/>
+          <w:sz w:val="16"/>
+          <w:shd w:val="clear" w:fill="F1F5F9"/>
+        </w:rPr>
+        <w:t xml:space="preserve">played = k</w:t>
+      </w:r>
+      <w:r>
+        <w:rPr>
+          <w:rFonts w:ascii="Helvetica" w:hAnsi="Helvetica"/>
+          <w:color w:val="1E293B"/>
+          <w:sz w:val="17"/>
+        </w:rPr>
+        <w:t xml:space="preserve"> the prior carries half; at ten matches about 29%. The unblended in-season index stays on every row (</w:t>
+      </w:r>
+      <w:r>
+        <w:rPr>
+          <w:rFonts w:ascii="Consolas" w:hAnsi="Consolas"/>
+          <w:color w:val="1E293B"/>
+          <w:sz w:val="16"/>
+          <w:shd w:val="clear" w:fill="F1F5F9"/>
+        </w:rPr>
+        <w:t xml:space="preserve">inSeasonScore</w:t>
+      </w:r>
+      <w:r>
+        <w:rPr>
+          <w:rFonts w:ascii="Helvetica" w:hAnsi="Helvetica"/>
+          <w:color w:val="1E293B"/>
+          <w:sz w:val="17"/>
+        </w:rPr>
+        <w:t xml:space="preserve">) so an audit can always see what this season alone says.</w:t>
+      </w:r>
+    </w:p>
+    <w:p>
+      <w:pPr>
+        <w:spacing w:before="0" w:after="70" w:line="326" w:lineRule="auto"/>
+      </w:pPr>
+      <w:r>
+        <w:rPr>
+          <w:rFonts w:ascii="Helvetica" w:hAnsi="Helvetica"/>
+          <w:b/>
+          <w:color w:val="0F172A"/>
+          <w:sz w:val="17"/>
+        </w:rPr>
+        <w:t xml:space="preserve">Squad continuity.</w:t>
+      </w:r>
+      <w:r>
+        <w:rPr>
+          <w:rFonts w:ascii="Helvetica" w:hAnsi="Helvetica"/>
+          <w:color w:val="1E293B"/>
+          <w:sz w:val="17"/>
+        </w:rPr>
+        <w:t xml:space="preserve"> A record only describes the squad that produced it. Between 2025 and 2026, 23 players switched franchise and 33 left the league, and it fell unevenly — Saint Lucia kept 39% of their squad, Barbados 67%. So each prior is pulled toward the league mean in proportion to how much of the side is gone:</w:t>
+      </w:r>
+    </w:p>
+    <w:p>
+      <w:pPr>
+        <w:pBdr>
+          <w:left w:val="single" w:sz="18" w:space="4" w:color="2563EB"/>
+        </w:pBdr>
+        <w:spacing w:before="0" w:after="70" w:line="326" w:lineRule="auto"/>
+        <w:ind w:left="120"/>
+      </w:pPr>
+      <w:r>
+        <w:rPr>
+          <w:rFonts w:ascii="Consolas" w:hAnsi="Consolas"/>
+          <w:color w:val="1E293B"/>
+          <w:sz w:val="14"/>
+          <w:shd w:val="clear" w:fill="F1F5F9"/>
+        </w:rPr>
+        <w:t xml:space="preserve">λ      = confidenceFloor + (1 − confidenceFloor) · kept / squad2025  prior' = leagueMean + λ · (prior − leagueMean)</w:t>
+      </w:r>
+    </w:p>
+    <w:p>
+      <w:pPr>
+        <w:spacing w:before="0" w:after="70" w:line="326" w:lineRule="auto"/>
+      </w:pPr>
+      <w:r>
+        <w:rPr>
+          <w:rFonts w:ascii="Helvetica" w:hAnsi="Helvetica"/>
+          <w:color w:val="1E293B"/>
+          <w:sz w:val="17"/>
+        </w:rPr>
+        <w:t xml:space="preserve">with </w:t>
+      </w:r>
+      <w:r>
+        <w:rPr>
+          <w:rFonts w:ascii="Consolas" w:hAnsi="Consolas"/>
+          <w:color w:val="1E293B"/>
+          <w:sz w:val="16"/>
+          <w:shd w:val="clear" w:fill="F1F5F9"/>
+        </w:rPr>
+        <w:t xml:space="preserve">confidenceFloor = 0.5</w:t>
+      </w:r>
+      <w:r>
+        <w:rPr>
+          <w:rFonts w:ascii="Helvetica" w:hAnsi="Helvetica"/>
+          <w:color w:val="1E293B"/>
+          <w:sz w:val="17"/>
+        </w:rPr>
+        <w:t xml:space="preserve">, so even a fully rebuilt squad keeps half its distance from the mean — coaching, conditions and a core identity carry over. Per-team counts live in </w:t>
+      </w:r>
+      <w:r>
+        <w:rPr>
+          <w:rFonts w:ascii="Consolas" w:hAnsi="Consolas"/>
+          <w:color w:val="1E293B"/>
+          <w:sz w:val="16"/>
+          <w:shd w:val="clear" w:fill="F1F5F9"/>
+        </w:rPr>
+        <w:t xml:space="preserve">data/cpl_2026.json → squadMovement</w:t>
+      </w:r>
+      <w:r>
+        <w:rPr>
+          <w:rFonts w:ascii="Helvetica" w:hAnsi="Helvetica"/>
+          <w:color w:val="1E293B"/>
+          <w:sz w:val="17"/>
+        </w:rPr>
+        <w:t xml:space="preserve">, taken from the season review's movement tables, and reconcile exactly with its published totals.</w:t>
+      </w:r>
+    </w:p>
+    <w:p>
+      <w:pPr>
+        <w:spacing w:before="0" w:after="70" w:line="326" w:lineRule="auto"/>
+      </w:pPr>
+      <w:r>
+        <w:rPr>
+          <w:rFonts w:ascii="Helvetica" w:hAnsi="Helvetica"/>
+          <w:color w:val="1E293B"/>
+          <w:sz w:val="17"/>
+        </w:rPr>
+        <w:t xml:space="preserve">This is </w:t>
+      </w:r>
+      <w:r>
+        <w:rPr>
+          <w:rFonts w:ascii="Helvetica" w:hAnsi="Helvetica"/>
+          <w:b/>
+          <w:color w:val="0F172A"/>
+          <w:sz w:val="17"/>
+        </w:rPr>
+        <w:t xml:space="preserve">uncertainty, not punishment</w:t>
+      </w:r>
+      <w:r>
+        <w:rPr>
+          <w:rFonts w:ascii="Helvetica" w:hAnsi="Helvetica"/>
+          <w:color w:val="1E293B"/>
+          <w:sz w:val="17"/>
+        </w:rPr>
+        <w:t xml:space="preserve">, and the direction follows from that: heavy churn makes a </w:t>
+      </w:r>
+      <w:r>
+        <w:rPr>
+          <w:rFonts w:ascii="Helvetica" w:hAnsi="Helvetica"/>
+          <w:i/>
+          <w:color w:val="1E293B"/>
+          <w:sz w:val="17"/>
+        </w:rPr>
+        <w:t xml:space="preserve">bad</w:t>
+      </w:r>
+      <w:r>
+        <w:rPr>
+          <w:rFonts w:ascii="Helvetica" w:hAnsi="Helvetica"/>
+          <w:color w:val="1E293B"/>
+          <w:sz w:val="17"/>
+        </w:rPr>
+        <w:t xml:space="preserve"> record less predictive too, so a below-average side that rebuilt moves </w:t>
+      </w:r>
+      <w:r>
+        <w:rPr>
+          <w:rFonts w:ascii="Helvetica" w:hAnsi="Helvetica"/>
+          <w:i/>
+          <w:color w:val="1E293B"/>
+          <w:sz w:val="17"/>
+        </w:rPr>
+        <w:t xml:space="preserve">up</w:t>
+      </w:r>
+      <w:r>
+        <w:rPr>
+          <w:rFonts w:ascii="Helvetica" w:hAnsi="Helvetica"/>
+          <w:color w:val="1E293B"/>
+          <w:sz w:val="17"/>
+        </w:rPr>
+        <w:t xml:space="preserve"> toward the mean. Saint Lucia — most churned of the seven — gains slightly despite losing their captain and their leading spinner. Making churn actively cost a team would mean valuing the individual players who left, which is a judgement call, and the ordering is meant to be arithmetic. Teams with no previous season are skipped: Jamaica's standing is already set by the expansion rule.</w:t>
+      </w:r>
+    </w:p>
+    <w:p>
+      <w:pPr>
+        <w:spacing w:before="0" w:after="70" w:line="326" w:lineRule="auto"/>
+      </w:pPr>
+      <w:r>
+        <w:rPr>
+          <w:rFonts w:ascii="Helvetica" w:hAnsi="Helvetica"/>
+          <w:color w:val="1E293B"/>
+          <w:sz w:val="17"/>
+        </w:rPr>
+        <w:t xml:space="preserve">The prior is </w:t>
+      </w:r>
+      <w:r>
+        <w:rPr>
+          <w:rFonts w:ascii="Helvetica" w:hAnsi="Helvetica"/>
+          <w:b/>
+          <w:color w:val="0F172A"/>
+          <w:sz w:val="17"/>
+        </w:rPr>
+        <w:t xml:space="preserve">derived, not entered</w:t>
+      </w:r>
+      <w:r>
+        <w:rPr>
+          <w:rFonts w:ascii="Helvetica" w:hAnsi="Helvetica"/>
+          <w:color w:val="1E293B"/>
+          <w:sz w:val="17"/>
+        </w:rPr>
+        <w:t xml:space="preserve">: </w:t>
+      </w:r>
+      <w:r>
+        <w:rPr>
+          <w:rFonts w:ascii="Consolas" w:hAnsi="Consolas"/>
+          <w:color w:val="1E293B"/>
+          <w:sz w:val="16"/>
+          <w:shd w:val="clear" w:fill="F1F5F9"/>
+        </w:rPr>
+        <w:t xml:space="preserve">src/priors.js</w:t>
+      </w:r>
+      <w:r>
+        <w:rPr>
+          <w:rFonts w:ascii="Helvetica" w:hAnsi="Helvetica"/>
+          <w:color w:val="1E293B"/>
+          <w:sz w:val="17"/>
+        </w:rPr>
+        <w:t xml:space="preserve"> runs this same engine with these same weights over </w:t>
+      </w:r>
+      <w:r>
+        <w:rPr>
+          <w:rFonts w:ascii="Consolas" w:hAnsi="Consolas"/>
+          <w:color w:val="1E293B"/>
+          <w:sz w:val="16"/>
+          <w:shd w:val="clear" w:fill="F1F5F9"/>
+        </w:rPr>
+        <w:t xml:space="preserve">data/cpl_2025.json</w:t>
+      </w:r>
+      <w:r>
+        <w:rPr>
+          <w:rFonts w:ascii="Helvetica" w:hAnsi="Helvetica"/>
+          <w:color w:val="1E293B"/>
+          <w:sz w:val="17"/>
+        </w:rPr>
+        <w:t xml:space="preserve">, so re-tuning a weight moves the carry-in and the live table together. A rebranded franchise inherits its predecessor's index via </w:t>
+      </w:r>
+      <w:r>
+        <w:rPr>
+          <w:rFonts w:ascii="Consolas" w:hAnsi="Consolas"/>
+          <w:color w:val="1E293B"/>
+          <w:sz w:val="16"/>
+          <w:shd w:val="clear" w:fill="F1F5F9"/>
+        </w:rPr>
+        <w:t xml:space="preserve">priorFrom</w:t>
+      </w:r>
+      <w:r>
+        <w:rPr>
+          <w:rFonts w:ascii="Helvetica" w:hAnsi="Helvetica"/>
+          <w:color w:val="1E293B"/>
+          <w:sz w:val="17"/>
+        </w:rPr>
+        <w:t xml:space="preserve"> in the season data — Barbados Tridents carry Barbados Royals' 2025 season. A genuinely new franchise cannot be measured, so it opens </w:t>
+      </w:r>
+      <w:r>
+        <w:rPr>
+          <w:rFonts w:ascii="Consolas" w:hAnsi="Consolas"/>
+          <w:color w:val="1E293B"/>
+          <w:sz w:val="16"/>
+          <w:shd w:val="clear" w:fill="F1F5F9"/>
+        </w:rPr>
+        <w:t xml:space="preserve">prior.expansionSigma</w:t>
+      </w:r>
+      <w:r>
+        <w:rPr>
+          <w:rFonts w:ascii="Helvetica" w:hAnsi="Helvetica"/>
+          <w:color w:val="1E293B"/>
+          <w:sz w:val="17"/>
+        </w:rPr>
+        <w:t xml:space="preserve"> standard deviations below the previous league mean; at the default 1.0 that puts Jamaica Kingsmen sixth of seven.</w:t>
+      </w:r>
+    </w:p>
+    <w:p>
+      <w:pPr>
+        <w:spacing w:before="0" w:after="70" w:line="326" w:lineRule="auto"/>
+      </w:pPr>
+      <w:r>
+        <w:rPr>
+          <w:rFonts w:ascii="Helvetica" w:hAnsi="Helvetica"/>
+          <w:color w:val="1E293B"/>
+          <w:sz w:val="17"/>
+        </w:rPr>
+        <w:t xml:space="preserve">Two honest limits. The 2025 source carries no ball-by-ball data, so the powerplay and death-overs terms evaluate to exactly 0.5 for all six teams in the 2025 pass — they contribute an identical 13.5 points to every prior and therefore shift the scale but </w:t>
+      </w:r>
+      <w:r>
+        <w:rPr>
+          <w:rFonts w:ascii="Helvetica" w:hAnsi="Helvetica"/>
+          <w:b/>
+          <w:color w:val="0F172A"/>
+          <w:sz w:val="17"/>
+        </w:rPr>
+        <w:t xml:space="preserve">cannot change the 2025 order</w:t>
+      </w:r>
+      <w:r>
+        <w:rPr>
+          <w:rFonts w:ascii="Helvetica" w:hAnsi="Helvetica"/>
+          <w:color w:val="1E293B"/>
+          <w:sz w:val="17"/>
+        </w:rPr>
+        <w:t xml:space="preserve">. And the carry-in openly </w:t>
+      </w:r>
+      <w:r>
+        <w:rPr>
+          <w:rFonts w:ascii="Helvetica" w:hAnsi="Helvetica"/>
+          <w:i/>
+          <w:color w:val="1E293B"/>
+          <w:sz w:val="17"/>
+        </w:rPr>
+        <w:t xml:space="preserve">does</w:t>
+      </w:r>
+      <w:r>
+        <w:rPr>
+          <w:rFonts w:ascii="Helvetica" w:hAnsi="Helvetica"/>
+          <w:color w:val="1E293B"/>
+          <w:sz w:val="17"/>
+        </w:rPr>
+        <w:t xml:space="preserve"> change the published order; that is its purpose. Fresh Start turns it off.</w:t>
+      </w:r>
+    </w:p>
+    <w:p>
+      <w:pPr>
         <w:spacing w:before="0" w:after="70" w:line="326" w:lineRule="auto"/>
       </w:pPr>
       <w:r>
@@ -2521,7 +3072,75 @@
           <w:color w:val="1E293B"/>
           <w:sz w:val="17"/>
         </w:rPr>
-        <w:t xml:space="preserve"> is a supplied figure, not yet a live ICC top-30 feed, so it reflects whatever availability was entered.</w:t>
+        <w:t xml:space="preserve"> is a supplied figure, not yet a live ICC top-30 feed, so it reflects whatever availability was entered. It is also a </w:t>
+      </w:r>
+      <w:r>
+        <w:rPr>
+          <w:rFonts w:ascii="Helvetica" w:hAnsi="Helvetica"/>
+          <w:i/>
+          <w:color w:val="1E293B"/>
+          <w:sz w:val="17"/>
+        </w:rPr>
+        <w:t xml:space="preserve">ratio</w:t>
+      </w:r>
+      <w:r>
+        <w:rPr>
+          <w:rFonts w:ascii="Helvetica" w:hAnsi="Helvetica"/>
+          <w:color w:val="1E293B"/>
+          <w:sz w:val="17"/>
+        </w:rPr>
+        <w:t xml:space="preserve"> of available to squad stars, which means it is </w:t>
+      </w:r>
+      <w:r>
+        <w:rPr>
+          <w:rFonts w:ascii="Helvetica" w:hAnsi="Helvetica"/>
+          <w:b/>
+          <w:color w:val="0F172A"/>
+          <w:sz w:val="17"/>
+        </w:rPr>
+        <w:t xml:space="preserve">1.0 for everybody at the start of a season</w:t>
+      </w:r>
+      <w:r>
+        <w:rPr>
+          <w:rFonts w:ascii="Helvetica" w:hAnsi="Helvetica"/>
+          <w:color w:val="1E293B"/>
+          <w:sz w:val="17"/>
+        </w:rPr>
+        <w:t xml:space="preserve"> — the </w:t>
+      </w:r>
+      <w:r>
+        <w:rPr>
+          <w:rFonts w:ascii="Consolas" w:hAnsi="Consolas"/>
+          <w:color w:val="1E293B"/>
+          <w:sz w:val="16"/>
+          <w:shd w:val="clear" w:fill="F1F5F9"/>
+        </w:rPr>
+        <w:t xml:space="preserve">squadStars</w:t>
+      </w:r>
+      <w:r>
+        <w:rPr>
+          <w:rFonts w:ascii="Helvetica" w:hAnsi="Helvetica"/>
+          <w:color w:val="1E293B"/>
+          <w:sz w:val="17"/>
+        </w:rPr>
+        <w:t xml:space="preserve"> numbers change nothing on an opening table, and the term only does work once a match reports someone missing. Squad </w:t>
+      </w:r>
+      <w:r>
+        <w:rPr>
+          <w:rFonts w:ascii="Helvetica" w:hAnsi="Helvetica"/>
+          <w:i/>
+          <w:color w:val="1E293B"/>
+          <w:sz w:val="17"/>
+        </w:rPr>
+        <w:t xml:space="preserve">strength</w:t>
+      </w:r>
+      <w:r>
+        <w:rPr>
+          <w:rFonts w:ascii="Helvetica" w:hAnsi="Helvetica"/>
+          <w:color w:val="1E293B"/>
+          <w:sz w:val="17"/>
+        </w:rPr>
+        <w:t xml:space="preserve"> reaches the table through continuity instead.</w:t>
       </w:r>
     </w:p>
     <w:p>
@@ -2544,15 +3163,15 @@
           <w:color w:val="0F172A"/>
           <w:sz w:val="17"/>
         </w:rPr>
-        <w:t xml:space="preserve">T20-shaped.</w:t>
-      </w:r>
-      <w:r>
-        <w:rPr>
-          <w:rFonts w:ascii="Helvetica" w:hAnsi="Helvetica"/>
-          <w:color w:val="1E293B"/>
-          <w:sz w:val="17"/>
-        </w:rPr>
-        <w:t xml:space="preserve"> A 120-ball innings and a 6-over powerplay are assumed. Rain-shortened matches and other formats are not modelled, and the powerplay term assumes six powerplay overs per innings.</w:t>
+        <w:t xml:space="preserve">Squad continuity counts heads, not quality.</w:t>
+      </w:r>
+      <w:r>
+        <w:rPr>
+          <w:rFonts w:ascii="Helvetica" w:hAnsi="Helvetica"/>
+          <w:color w:val="1E293B"/>
+          <w:sz w:val="17"/>
+        </w:rPr>
+        <w:t xml:space="preserve"> Losing a leading wicket-taker weighs exactly the same as losing a fringe seamer. Weighting departures by what those players contributed would need per-player valuations, which is the judgement call the ordering is designed to exclude.</w:t>
       </w:r>
     </w:p>
     <w:p>
@@ -2575,6 +3194,37 @@
           <w:color w:val="0F172A"/>
           <w:sz w:val="17"/>
         </w:rPr>
+        <w:t xml:space="preserve">T20-shaped.</w:t>
+      </w:r>
+      <w:r>
+        <w:rPr>
+          <w:rFonts w:ascii="Helvetica" w:hAnsi="Helvetica"/>
+          <w:color w:val="1E293B"/>
+          <w:sz w:val="17"/>
+        </w:rPr>
+        <w:t xml:space="preserve"> A 120-ball innings and a 6-over powerplay are assumed. Rain-shortened matches and other formats are not modelled, and the powerplay term assumes six powerplay overs per innings.</w:t>
+      </w:r>
+    </w:p>
+    <w:p>
+      <w:pPr>
+        <w:spacing w:before="0" w:after="40" w:line="326" w:lineRule="auto"/>
+        <w:ind w:left="220" w:hanging="140"/>
+      </w:pPr>
+      <w:r>
+        <w:rPr>
+          <w:rFonts w:ascii="Helvetica" w:hAnsi="Helvetica"/>
+          <w:color w:val="1E293B"/>
+          <w:sz w:val="17"/>
+        </w:rPr>
+        <w:t xml:space="preserve">•  </w:t>
+      </w:r>
+      <w:r>
+        <w:rPr>
+          <w:rFonts w:ascii="Helvetica" w:hAnsi="Helvetica"/>
+          <w:b/>
+          <w:color w:val="0F172A"/>
+          <w:sz w:val="17"/>
+        </w:rPr>
         <w:t xml:space="preserve">Strength of schedule is inert in a balanced league.</w:t>
       </w:r>
       <w:r>
@@ -2584,6 +3234,71 @@
           <w:sz w:val="17"/>
         </w:rPr>
         <w:t xml:space="preserve"> By design it is identical for every team in a complete round robin; it only does work on an uneven schedule.</w:t>
+      </w:r>
+    </w:p>
+    <w:p>
+      <w:pPr>
+        <w:spacing w:before="0" w:after="40" w:line="326" w:lineRule="auto"/>
+        <w:ind w:left="220" w:hanging="140"/>
+      </w:pPr>
+      <w:r>
+        <w:rPr>
+          <w:rFonts w:ascii="Helvetica" w:hAnsi="Helvetica"/>
+          <w:color w:val="1E293B"/>
+          <w:sz w:val="17"/>
+        </w:rPr>
+        <w:t xml:space="preserve">•  </w:t>
+      </w:r>
+      <w:r>
+        <w:rPr>
+          <w:rFonts w:ascii="Helvetica" w:hAnsi="Helvetica"/>
+          <w:b/>
+          <w:color w:val="0F172A"/>
+          <w:sz w:val="17"/>
+        </w:rPr>
+        <w:t xml:space="preserve">The season carry-in is an assumption, not a measurement.</w:t>
+      </w:r>
+      <w:r>
+        <w:rPr>
+          <w:rFonts w:ascii="Helvetica" w:hAnsi="Helvetica"/>
+          <w:color w:val="1E293B"/>
+          <w:sz w:val="17"/>
+        </w:rPr>
+        <w:t xml:space="preserve"> Last season is evidence about this one, but it is not proof: squads change, and the 2025 phase terms are constants because no ball-by-ball source was available. The decay rate (</w:t>
+      </w:r>
+      <w:r>
+        <w:rPr>
+          <w:rFonts w:ascii="Consolas" w:hAnsi="Consolas"/>
+          <w:color w:val="1E293B"/>
+          <w:sz w:val="16"/>
+          <w:shd w:val="clear" w:fill="F1F5F9"/>
+        </w:rPr>
+        <w:t xml:space="preserve">prior.halfLifeMatches = 4</w:t>
+      </w:r>
+      <w:r>
+        <w:rPr>
+          <w:rFonts w:ascii="Helvetica" w:hAnsi="Helvetica"/>
+          <w:color w:val="1E293B"/>
+          <w:sz w:val="17"/>
+        </w:rPr>
+        <w:t xml:space="preserve">) and the expansion discount (</w:t>
+      </w:r>
+      <w:r>
+        <w:rPr>
+          <w:rFonts w:ascii="Consolas" w:hAnsi="Consolas"/>
+          <w:color w:val="1E293B"/>
+          <w:sz w:val="16"/>
+          <w:shd w:val="clear" w:fill="F1F5F9"/>
+        </w:rPr>
+        <w:t xml:space="preserve">prior.expansionSigma = 1.0</w:t>
+      </w:r>
+      <w:r>
+        <w:rPr>
+          <w:rFonts w:ascii="Helvetica" w:hAnsi="Helvetica"/>
+          <w:color w:val="1E293B"/>
+          <w:sz w:val="17"/>
+        </w:rPr>
+        <w:t xml:space="preserve">) are editorial settings, published here so they can be argued with, and both are switched off entirely by Fresh Start.</w:t>
       </w:r>
     </w:p>
     <w:p>
